--- a/doc/ТЗ/Постановка задачи.docx
+++ b/doc/ТЗ/Постановка задачи.docx
@@ -226,6 +226,23 @@
       <w:r>
         <w:t xml:space="preserve"> должна быть предусмотрена возможность создания нового пользователя.</w:t>
       </w:r>
+      <w:r>
+        <w:t xml:space="preserve"> </w:t>
+      </w:r>
+      <w:r>
+        <w:t xml:space="preserve">Форма «Авторизации» имеет контроль заполнения полей: логин, пароль и </w:t>
+      </w:r>
+      <w:proofErr w:type="spellStart"/>
+      <w:r>
+        <w:rPr>
+          <w:lang w:val="en-US"/>
+        </w:rPr>
+        <w:t>captcha</w:t>
+      </w:r>
+      <w:proofErr w:type="spellEnd"/>
+      <w:r>
+        <w:t>, а также блокировка системы.</w:t>
+      </w:r>
     </w:p>
     <w:p>
       <w:pPr>
@@ -385,6 +402,33 @@
         <w:rPr>
           <w:szCs w:val="28"/>
         </w:rPr>
+        <w:t xml:space="preserve"> </w:t>
+      </w:r>
+      <w:r>
+        <w:rPr>
+          <w:rStyle w:val="a7"/>
+          <w:b w:val="0"/>
+          <w:color w:val="0F1115"/>
+          <w:shd w:val="clear" w:color="auto" w:fill="FFFFFF"/>
+        </w:rPr>
+        <w:t xml:space="preserve">в </w:t>
+      </w:r>
+      <w:proofErr w:type="spellStart"/>
+      <w:r>
+        <w:rPr>
+          <w:rStyle w:val="a7"/>
+          <w:b w:val="0"/>
+          <w:color w:val="0F1115"/>
+          <w:shd w:val="clear" w:color="auto" w:fill="FFFFFF"/>
+        </w:rPr>
+        <w:t>Excel</w:t>
+      </w:r>
+      <w:proofErr w:type="spellEnd"/>
+      <w:r>
+        <w:rPr>
+          <w:b/>
+          <w:szCs w:val="28"/>
+        </w:rPr>
         <w:t>.</w:t>
       </w:r>
     </w:p>
@@ -508,35 +552,41 @@
         <w:t xml:space="preserve"> </w:t>
       </w:r>
       <w:r>
+        <w:lastRenderedPageBreak/>
         <w:t xml:space="preserve">должна иметь возможность условного форматирования по </w:t>
       </w:r>
       <w:r>
-        <w:t xml:space="preserve">статусу заказа («Новый» - </w:t>
-      </w:r>
-      <w:r>
-        <w:lastRenderedPageBreak/>
-        <w:t>серый цвет</w:t>
+        <w:t>статусу заказа («Новый» - серый цвет</w:t>
       </w:r>
       <w:r>
         <w:t xml:space="preserve">, </w:t>
       </w:r>
       <w:r>
-        <w:t>«В обработке» - жёлтый цвет</w:t>
+        <w:t>«Выполнен» - зелёный цвет</w:t>
       </w:r>
       <w:r>
         <w:t xml:space="preserve">, </w:t>
       </w:r>
       <w:r>
-        <w:t>«Выполнен» - зелёный цвет</w:t>
-      </w:r>
-      <w:r>
-        <w:t xml:space="preserve">, </w:t>
-      </w:r>
-      <w:r>
         <w:t>«Отменён» - красный цвет</w:t>
       </w:r>
       <w:r>
         <w:t>).</w:t>
+      </w:r>
+    </w:p>
+    <w:p>
+      <w:pPr>
+        <w:pStyle w:val="a6"/>
+        <w:ind w:firstLine="709"/>
+        <w:rPr>
+          <w:color w:val="000000" w:themeColor="text1"/>
+        </w:rPr>
+      </w:pPr>
+      <w:r>
+        <w:rPr>
+          <w:color w:val="000000" w:themeColor="text1"/>
+        </w:rPr>
+        <w:t>На форме «Товары» имеется возможность постраничного просмотра записей (10 товаров).</w:t>
       </w:r>
     </w:p>
     <w:p>
@@ -552,21 +602,7 @@
         <w:rPr>
           <w:szCs w:val="28"/>
         </w:rPr>
-        <w:t>Язык программирования</w:t>
-      </w:r>
-      <w:proofErr w:type="gramStart"/>
-      <w:r>
-        <w:rPr>
-          <w:szCs w:val="28"/>
-        </w:rPr>
-        <w:t xml:space="preserve"> С</w:t>
-      </w:r>
-      <w:proofErr w:type="gramEnd"/>
-      <w:r>
-        <w:rPr>
-          <w:szCs w:val="28"/>
-        </w:rPr>
-        <w:t>#</w:t>
+        <w:t>Язык программирования высокого уровня</w:t>
       </w:r>
       <w:r>
         <w:rPr>
@@ -595,6 +631,32 @@
         </w:rPr>
         <w:t xml:space="preserve">. </w:t>
       </w:r>
+    </w:p>
+    <w:p>
+      <w:pPr>
+        <w:spacing w:line="360" w:lineRule="auto"/>
+        <w:ind w:firstLine="709"/>
+        <w:jc w:val="both"/>
+        <w:rPr>
+          <w:szCs w:val="28"/>
+        </w:rPr>
+      </w:pPr>
+      <w:r>
+        <w:rPr>
+          <w:szCs w:val="28"/>
+        </w:rPr>
+        <w:t>Приложение имеет пропорциональное масштабирование всех элементов, находящихся на форме, при изменении размера/растягивании формы.</w:t>
+      </w:r>
+    </w:p>
+    <w:p>
+      <w:pPr>
+        <w:spacing w:line="360" w:lineRule="auto"/>
+        <w:ind w:firstLine="709"/>
+        <w:jc w:val="both"/>
+        <w:rPr>
+          <w:szCs w:val="28"/>
+        </w:rPr>
+      </w:pPr>
     </w:p>
     <w:sectPr>
       <w:pgSz w:w="11906" w:h="16838"/>
@@ -1459,7 +1521,7 @@
     <w:lsdException w:name="Title" w:semiHidden="0" w:uiPriority="0" w:unhideWhenUsed="0" w:qFormat="1"/>
     <w:lsdException w:name="Default Paragraph Font" w:uiPriority="1"/>
     <w:lsdException w:name="Subtitle" w:semiHidden="0" w:uiPriority="0" w:unhideWhenUsed="0" w:qFormat="1"/>
-    <w:lsdException w:name="Strong" w:semiHidden="0" w:uiPriority="0" w:unhideWhenUsed="0" w:qFormat="1"/>
+    <w:lsdException w:name="Strong" w:semiHidden="0" w:uiPriority="22" w:unhideWhenUsed="0" w:qFormat="1"/>
     <w:lsdException w:name="Emphasis" w:semiHidden="0" w:uiPriority="0" w:unhideWhenUsed="0" w:qFormat="1"/>
     <w:lsdException w:name="Table Grid" w:semiHidden="0" w:uiPriority="59" w:unhideWhenUsed="0"/>
     <w:lsdException w:name="Placeholder Text" w:unhideWhenUsed="0"/>
@@ -1671,6 +1733,17 @@
     </w:pPr>
     <w:rPr>
       <w:sz w:val="24"/>
+    </w:rPr>
+  </w:style>
+  <w:style w:type="character" w:styleId="a7">
+    <w:name w:val="Strong"/>
+    <w:basedOn w:val="a0"/>
+    <w:uiPriority w:val="22"/>
+    <w:qFormat/>
+    <w:rsid w:val="00CC4785"/>
+    <w:rPr>
+      <w:b/>
+      <w:bCs/>
     </w:rPr>
   </w:style>
 </w:styles>
